--- a/Dataset/generated_documents/inspection/INS_EVT-060.docx
+++ b/Dataset/generated_documents/inspection/INS_EVT-060.docx
@@ -37,7 +37,7 @@
           <w:b/>
           <w:sz w:val="32"/>
         </w:rPr>
-        <w:t>Routine Inspection Report</w:t>
+        <w:t>Detailed Equipment Inspection</w:t>
       </w:r>
     </w:p>
     <w:p/>
@@ -77,7 +77,7 @@
           </w:tcPr>
           <w:p>
             <w:r>
-              <w:t>B0C1D30F</w:t>
+              <w:t>514251EC</w:t>
             </w:r>
           </w:p>
         </w:tc>
@@ -209,7 +209,7 @@
           </w:tcPr>
           <w:p>
             <w:r>
-              <w:t>14-Jul-2026 22:50</w:t>
+              <w:t>15-Jul-2026 13:05</w:t>
             </w:r>
           </w:p>
         </w:tc>
@@ -619,13 +619,9 @@
     <w:p>
       <w:r>
         <w:br/>
-        <w:t>Routine inspection was conducted on</w:t>
+        <w:t>Detailed inspection performed after</w:t>
         <w:br/>
-        <w:t>Relief Valve to evaluate its</w:t>
-        <w:br/>
-        <w:t>operating condition and identify any</w:t>
-        <w:br/>
-        <w:t>abnormalities.</w:t>
+        <w:t>maintenance completion.</w:t>
         <w:br/>
       </w:r>
     </w:p>
@@ -639,22 +635,7 @@
     </w:p>
     <w:p>
       <w:r>
-        <w:br/>
-        <w:t>Inspection completed successfully.</w:t>
-        <w:br/>
-        <w:br/>
-        <w:t>Failure Category :</w:t>
-        <w:br/>
-        <w:t>Instrumentation</w:t>
-        <w:br/>
-        <w:br/>
-        <w:t>Severity :</w:t>
-        <w:br/>
-        <w:t>Medium</w:t>
-        <w:br/>
-        <w:br/>
-        <w:t>Equipment condition appears satisfactory.</w:t>
-        <w:br/>
+        <w:t>Under Investigation</w:t>
       </w:r>
     </w:p>
     <w:p>
@@ -668,10 +649,10 @@
     <w:p>
       <w:r>
         <w:br/>
-        <w:t>Observed condition:</w:t>
+        <w:t>Verification Remarks:</w:t>
         <w:br/>
         <w:br/>
-        <w:t>Parameter deviation</w:t>
+        <w:t>Recalibrated</w:t>
         <w:br/>
       </w:r>
     </w:p>
@@ -698,7 +679,7 @@
     </w:p>
     <w:p>
       <w:r>
-        <w:t>Recommend OEM inspection during annual shutdown.</w:t>
+        <w:t>Recommend vibration monitoring during next inspection.</w:t>
       </w:r>
     </w:p>
     <w:p>
@@ -711,7 +692,7 @@
     </w:p>
     <w:p>
       <w:r>
-        <w:t>Gas detector readings were within permissible limits.</w:t>
+        <w:t>Permit To Work (PTW) was verified before maintenance.</w:t>
       </w:r>
     </w:p>
     <w:p>
@@ -724,7 +705,7 @@
     </w:p>
     <w:p>
       <w:r>
-        <w:t>Pressure Gauge</w:t>
+        <w:t>Bearing Puller</w:t>
       </w:r>
     </w:p>
     <w:p>
@@ -732,7 +713,7 @@
         <w:pStyle w:val="Heading1"/>
       </w:pPr>
       <w:r>
-        <w:t>Maintenance Summary</w:t>
+        <w:t>Inspection Summary</w:t>
       </w:r>
     </w:p>
     <w:tbl>
@@ -1074,7 +1055,20 @@
         <w:pStyle w:val="Heading1"/>
       </w:pPr>
       <w:r>
-        <w:t>Maintenance Checklist</w:t>
+        <w:t>Root Cause</w:t>
+      </w:r>
+    </w:p>
+    <w:p>
+      <w:r>
+        <w:t>Calibration drift</w:t>
+      </w:r>
+    </w:p>
+    <w:p>
+      <w:pPr>
+        <w:pStyle w:val="Heading1"/>
+      </w:pPr>
+      <w:r>
+        <w:t>Inspection Checklist</w:t>
       </w:r>
     </w:p>
     <w:p>
